--- a/apps/api/src/workflows/effect/source-import/templates/effect-product-package-template.docx
+++ b/apps/api/src/workflows/effect/source-import/templates/effect-product-package-template.docx
@@ -4,804 +4,489 @@
   <w:body>
     <w:p>
       <w:pPr>
-        <w:keepNext/>
-        <w:spacing w:after="80"/>
-        <w:jc w:val="left"/>
+        <w:pStyle w:val="Title"/>
       </w:pPr>
       <w:r>
-        <w:rPr>
-          <w:rFonts w:ascii="Microsoft YaHei" w:hAnsi="Microsoft YaHei" w:eastAsia="Microsoft YaHei"/>
-          <w:b/>
-          <w:color w:val="253247"/>
-          <w:sz w:val="42"/>
-        </w:rPr>
         <w:t>效果类产品资料包</w:t>
       </w:r>
     </w:p>
     <w:p>
       <w:pPr>
-        <w:spacing w:after="240"/>
+        <w:pStyle w:val="DocumentSubtitle"/>
       </w:pPr>
       <w:r>
-        <w:rPr>
-          <w:rFonts w:ascii="Microsoft YaHei" w:hAnsi="Microsoft YaHei" w:eastAsia="Microsoft YaHei"/>
-          <w:b/>
-          <w:color w:val="C4552D"/>
-          <w:sz w:val="20"/>
-        </w:rPr>
-        <w:t>产品素材制作信息模板</w:t>
+        <w:t>产品基础信息与统一卖点模板</w:t>
+      </w:r>
+    </w:p>
+    <w:p>
+      <w:r>
+        <w:t>请直接替换方括号中的内容。产品基础信息应与包装、规格或正式商品资料一致。卖点不分核心和次要，每条只写一个有依据、可独立理解的产品事实或使用价值。</w:t>
       </w:r>
     </w:p>
     <w:p>
       <w:pPr>
-        <w:spacing w:after="240" w:line="324" w:lineRule="auto"/>
-        <w:ind w:left="198" w:right="198"/>
-        <w:shd w:val="clear" w:color="auto" w:fill="FFF5EF"/>
+        <w:pStyle w:val="Heading1"/>
+      </w:pPr>
+      <w:r>
+        <w:t>产品基础信息</w:t>
+      </w:r>
+    </w:p>
+    <w:tbl>
+      <w:tblPr>
+        <w:tblW w:type="auto" w:w="0"/>
+        <w:tblLayout w:type="fixed"/>
+        <w:tblLook w:firstColumn="1" w:firstRow="1" w:lastColumn="0" w:lastRow="0" w:noHBand="0" w:noVBand="1" w:val="04A0"/>
+        <w:tblBorders>
+          <w:top w:val="single" w:sz="6" w:color="D9D9D9"/>
+          <w:left w:val="single" w:sz="6" w:color="D9D9D9"/>
+          <w:bottom w:val="single" w:sz="6" w:color="D9D9D9"/>
+          <w:right w:val="single" w:sz="6" w:color="D9D9D9"/>
+          <w:insideH w:val="single" w:sz="6" w:color="D9D9D9"/>
+          <w:insideV w:val="single" w:sz="6" w:color="D9D9D9"/>
+        </w:tblBorders>
+      </w:tblPr>
+      <w:tblGrid>
+        <w:gridCol w:w="4762"/>
+        <w:gridCol w:w="4762"/>
+      </w:tblGrid>
+      <w:tr>
+        <w:tc>
+          <w:tcPr>
+            <w:tcW w:type="dxa" w:w="1814"/>
+            <w:vAlign w:val="center"/>
+            <w:shd w:fill="EEF3F9"/>
+            <w:tcMar>
+              <w:top w:w="100" w:type="dxa"/>
+              <w:start w:w="120" w:type="dxa"/>
+              <w:bottom w:w="100" w:type="dxa"/>
+              <w:end w:w="120" w:type="dxa"/>
+            </w:tcMar>
+          </w:tcPr>
+          <w:p>
+            <w:pPr>
+              <w:spacing w:after="0"/>
+              <w:jc w:val="center"/>
+            </w:pPr>
+            <w:r>
+              <w:rPr>
+                <w:rFonts w:ascii="Microsoft YaHei" w:hAnsi="Microsoft YaHei" w:eastAsia="Microsoft YaHei"/>
+                <w:b/>
+                <w:color w:val="000000"/>
+                <w:sz w:val="20"/>
+              </w:rPr>
+              <w:t>产品品类</w:t>
+            </w:r>
+          </w:p>
+        </w:tc>
+        <w:tc>
+          <w:tcPr>
+            <w:tcW w:type="dxa" w:w="7483"/>
+            <w:vAlign w:val="center"/>
+            <w:tcMar>
+              <w:top w:w="100" w:type="dxa"/>
+              <w:start w:w="120" w:type="dxa"/>
+              <w:bottom w:w="100" w:type="dxa"/>
+              <w:end w:w="120" w:type="dxa"/>
+            </w:tcMar>
+          </w:tcPr>
+          <w:p>
+            <w:pPr>
+              <w:spacing w:after="0"/>
+            </w:pPr>
+            <w:r>
+              <w:rPr>
+                <w:rFonts w:ascii="Microsoft YaHei" w:hAnsi="Microsoft YaHei" w:eastAsia="Microsoft YaHei"/>
+                <w:b w:val="0"/>
+                <w:color w:val="000000"/>
+                <w:sz w:val="20"/>
+              </w:rPr>
+              <w:t>[请填写具体产品品类]</w:t>
+            </w:r>
+          </w:p>
+        </w:tc>
+      </w:tr>
+      <w:tr>
+        <w:tc>
+          <w:tcPr>
+            <w:tcW w:type="dxa" w:w="1814"/>
+            <w:vAlign w:val="center"/>
+            <w:shd w:fill="EEF3F9"/>
+            <w:tcMar>
+              <w:top w:w="100" w:type="dxa"/>
+              <w:start w:w="120" w:type="dxa"/>
+              <w:bottom w:w="100" w:type="dxa"/>
+              <w:end w:w="120" w:type="dxa"/>
+            </w:tcMar>
+          </w:tcPr>
+          <w:p>
+            <w:pPr>
+              <w:spacing w:after="0"/>
+              <w:jc w:val="center"/>
+            </w:pPr>
+            <w:r>
+              <w:rPr>
+                <w:rFonts w:ascii="Microsoft YaHei" w:hAnsi="Microsoft YaHei" w:eastAsia="Microsoft YaHei"/>
+                <w:b/>
+                <w:color w:val="000000"/>
+                <w:sz w:val="20"/>
+              </w:rPr>
+              <w:t>产品名称</w:t>
+            </w:r>
+          </w:p>
+        </w:tc>
+        <w:tc>
+          <w:tcPr>
+            <w:tcW w:type="dxa" w:w="7483"/>
+            <w:vAlign w:val="center"/>
+            <w:tcMar>
+              <w:top w:w="100" w:type="dxa"/>
+              <w:start w:w="120" w:type="dxa"/>
+              <w:bottom w:w="100" w:type="dxa"/>
+              <w:end w:w="120" w:type="dxa"/>
+            </w:tcMar>
+          </w:tcPr>
+          <w:p>
+            <w:pPr>
+              <w:spacing w:after="0"/>
+            </w:pPr>
+            <w:r>
+              <w:rPr>
+                <w:rFonts w:ascii="Microsoft YaHei" w:hAnsi="Microsoft YaHei" w:eastAsia="Microsoft YaHei"/>
+                <w:b w:val="0"/>
+                <w:color w:val="000000"/>
+                <w:sz w:val="20"/>
+              </w:rPr>
+              <w:t>[请填写正式产品名称]</w:t>
+            </w:r>
+          </w:p>
+        </w:tc>
+      </w:tr>
+      <w:tr>
+        <w:tc>
+          <w:tcPr>
+            <w:tcW w:type="dxa" w:w="1814"/>
+            <w:vAlign w:val="center"/>
+            <w:shd w:fill="EEF3F9"/>
+            <w:tcMar>
+              <w:top w:w="100" w:type="dxa"/>
+              <w:start w:w="120" w:type="dxa"/>
+              <w:bottom w:w="100" w:type="dxa"/>
+              <w:end w:w="120" w:type="dxa"/>
+            </w:tcMar>
+          </w:tcPr>
+          <w:p>
+            <w:pPr>
+              <w:spacing w:after="0"/>
+              <w:jc w:val="center"/>
+            </w:pPr>
+            <w:r>
+              <w:rPr>
+                <w:rFonts w:ascii="Microsoft YaHei" w:hAnsi="Microsoft YaHei" w:eastAsia="Microsoft YaHei"/>
+                <w:b/>
+                <w:color w:val="000000"/>
+                <w:sz w:val="20"/>
+              </w:rPr>
+              <w:t>核心规格</w:t>
+            </w:r>
+          </w:p>
+        </w:tc>
+        <w:tc>
+          <w:tcPr>
+            <w:tcW w:type="dxa" w:w="7483"/>
+            <w:vAlign w:val="center"/>
+            <w:tcMar>
+              <w:top w:w="100" w:type="dxa"/>
+              <w:start w:w="120" w:type="dxa"/>
+              <w:bottom w:w="100" w:type="dxa"/>
+              <w:end w:w="120" w:type="dxa"/>
+            </w:tcMar>
+          </w:tcPr>
+          <w:p>
+            <w:pPr>
+              <w:spacing w:after="0"/>
+            </w:pPr>
+            <w:r>
+              <w:rPr>
+                <w:rFonts w:ascii="Microsoft YaHei" w:hAnsi="Microsoft YaHei" w:eastAsia="Microsoft YaHei"/>
+                <w:b w:val="0"/>
+                <w:color w:val="000000"/>
+                <w:sz w:val="20"/>
+              </w:rPr>
+              <w:t>[请填写净含量、包装形式、尺寸或产品型号]</w:t>
+            </w:r>
+          </w:p>
+        </w:tc>
+      </w:tr>
+      <w:tr>
+        <w:tc>
+          <w:tcPr>
+            <w:tcW w:type="dxa" w:w="1814"/>
+            <w:vAlign w:val="center"/>
+            <w:shd w:fill="EEF3F9"/>
+            <w:tcMar>
+              <w:top w:w="100" w:type="dxa"/>
+              <w:start w:w="120" w:type="dxa"/>
+              <w:bottom w:w="100" w:type="dxa"/>
+              <w:end w:w="120" w:type="dxa"/>
+            </w:tcMar>
+          </w:tcPr>
+          <w:p>
+            <w:pPr>
+              <w:spacing w:after="0"/>
+              <w:jc w:val="center"/>
+            </w:pPr>
+            <w:r>
+              <w:rPr>
+                <w:rFonts w:ascii="Microsoft YaHei" w:hAnsi="Microsoft YaHei" w:eastAsia="Microsoft YaHei"/>
+                <w:b/>
+                <w:color w:val="000000"/>
+                <w:sz w:val="20"/>
+              </w:rPr>
+              <w:t>价格带</w:t>
+            </w:r>
+          </w:p>
+        </w:tc>
+        <w:tc>
+          <w:tcPr>
+            <w:tcW w:type="dxa" w:w="7483"/>
+            <w:vAlign w:val="center"/>
+            <w:tcMar>
+              <w:top w:w="100" w:type="dxa"/>
+              <w:start w:w="120" w:type="dxa"/>
+              <w:bottom w:w="100" w:type="dxa"/>
+              <w:end w:w="120" w:type="dxa"/>
+            </w:tcMar>
+          </w:tcPr>
+          <w:p>
+            <w:pPr>
+              <w:spacing w:after="0"/>
+            </w:pPr>
+            <w:r>
+              <w:rPr>
+                <w:rFonts w:ascii="Microsoft YaHei" w:hAnsi="Microsoft YaHei" w:eastAsia="Microsoft YaHei"/>
+                <w:b w:val="0"/>
+                <w:color w:val="000000"/>
+                <w:sz w:val="20"/>
+              </w:rPr>
+              <w:t>[请填写明确价格或价格区间；不确定可留空]</w:t>
+            </w:r>
+          </w:p>
+        </w:tc>
+      </w:tr>
+      <w:tr>
+        <w:tc>
+          <w:tcPr>
+            <w:tcW w:type="dxa" w:w="1814"/>
+            <w:vAlign w:val="center"/>
+            <w:shd w:fill="EEF3F9"/>
+            <w:tcMar>
+              <w:top w:w="100" w:type="dxa"/>
+              <w:start w:w="120" w:type="dxa"/>
+              <w:bottom w:w="100" w:type="dxa"/>
+              <w:end w:w="120" w:type="dxa"/>
+            </w:tcMar>
+          </w:tcPr>
+          <w:p>
+            <w:pPr>
+              <w:spacing w:after="0"/>
+              <w:jc w:val="center"/>
+            </w:pPr>
+            <w:r>
+              <w:rPr>
+                <w:rFonts w:ascii="Microsoft YaHei" w:hAnsi="Microsoft YaHei" w:eastAsia="Microsoft YaHei"/>
+                <w:b/>
+                <w:color w:val="000000"/>
+                <w:sz w:val="20"/>
+              </w:rPr>
+              <w:t>核心外观特征</w:t>
+            </w:r>
+          </w:p>
+        </w:tc>
+        <w:tc>
+          <w:tcPr>
+            <w:tcW w:type="dxa" w:w="7483"/>
+            <w:vAlign w:val="center"/>
+            <w:tcMar>
+              <w:top w:w="100" w:type="dxa"/>
+              <w:start w:w="120" w:type="dxa"/>
+              <w:bottom w:w="100" w:type="dxa"/>
+              <w:end w:w="120" w:type="dxa"/>
+            </w:tcMar>
+          </w:tcPr>
+          <w:p>
+            <w:pPr>
+              <w:spacing w:after="0"/>
+            </w:pPr>
+            <w:r>
+              <w:rPr>
+                <w:rFonts w:ascii="Microsoft YaHei" w:hAnsi="Microsoft YaHei" w:eastAsia="Microsoft YaHei"/>
+                <w:b w:val="0"/>
+                <w:color w:val="000000"/>
+                <w:sz w:val="20"/>
+              </w:rPr>
+              <w:t>[请填写肉眼可见的颜色、材质、形态、结构或包装特征]</w:t>
+            </w:r>
+          </w:p>
+        </w:tc>
+      </w:tr>
+    </w:tbl>
+    <w:p>
+      <w:pPr>
+        <w:pStyle w:val="Heading1"/>
+      </w:pPr>
+      <w:r>
+        <w:t>卖点填写说明</w:t>
+      </w:r>
+    </w:p>
+    <w:p>
+      <w:r>
+        <w:t>可填写规格、原料或材质、工艺、结构、外观、感官、性能、操作方式、吃法或用法、适用人群、用户需求、真实使用场景和可验证背书。不要填写营销目标、空泛情绪、未确认功效、销量、认证或重复换词的表达。</w:t>
+      </w:r>
+    </w:p>
+    <w:p>
+      <w:pPr>
+        <w:pStyle w:val="Heading1"/>
+      </w:pPr>
+      <w:r>
+        <w:t>卖点</w:t>
+      </w:r>
+    </w:p>
+    <w:p>
+      <w:pPr>
+        <w:pStyle w:val="ListNumber"/>
+        <w:spacing w:after="80"/>
+        <w:ind w:left="408" w:hanging="255"/>
       </w:pPr>
       <w:r>
         <w:rPr>
           <w:rFonts w:ascii="Microsoft YaHei" w:hAnsi="Microsoft YaHei" w:eastAsia="Microsoft YaHei"/>
           <w:b w:val="0"/>
-          <w:color w:val="667085"/>
-          <w:sz w:val="19"/>
+          <w:color w:val="000000"/>
+          <w:sz w:val="21"/>
         </w:rPr>
-        <w:t>填写说明：请直接替换方括号中的提示，并按条目逐项填写。本资料包只填写产品基础、卖点、用户与场景信息；时长、画幅、分辨率、投放渠道、禁用元素和视觉风格统一在资料导入节点配置。</w:t>
+        <w:t>[卖点 1]</w:t>
       </w:r>
     </w:p>
     <w:p>
       <w:pPr>
-        <w:pStyle w:val="Heading1"/>
-        <w:pBdr>
-          <w:bottom w:val="single" w:sz="8" w:space="4" w:color="E6C8BA"/>
-        </w:pBdr>
-      </w:pPr>
-      <w:r>
-        <w:t>产品基础层</w:t>
-      </w:r>
-    </w:p>
-    <w:p>
-      <w:pPr>
-        <w:pStyle w:val="Heading2"/>
-      </w:pPr>
-      <w:r>
-        <w:t>品类</w:t>
-      </w:r>
-    </w:p>
-    <w:p>
-      <w:pPr>
-        <w:spacing w:after="120"/>
-        <w:ind w:left="255"/>
+        <w:pStyle w:val="ListNumber"/>
+        <w:spacing w:after="80"/>
+        <w:ind w:left="408" w:hanging="255"/>
       </w:pPr>
       <w:r>
         <w:rPr>
           <w:rFonts w:ascii="Microsoft YaHei" w:hAnsi="Microsoft YaHei" w:eastAsia="Microsoft YaHei"/>
           <w:b w:val="0"/>
-          <w:color w:val="667085"/>
+          <w:color w:val="000000"/>
           <w:sz w:val="21"/>
         </w:rPr>
-        <w:t>[请填写具体产品品类]</w:t>
+        <w:t>[卖点 2]</w:t>
       </w:r>
     </w:p>
     <w:p>
       <w:pPr>
-        <w:pStyle w:val="Heading2"/>
-      </w:pPr>
-      <w:r>
-        <w:t>产品名称</w:t>
-      </w:r>
-    </w:p>
-    <w:p>
-      <w:pPr>
-        <w:spacing w:after="120"/>
-        <w:ind w:left="255"/>
+        <w:pStyle w:val="ListNumber"/>
+        <w:spacing w:after="80"/>
+        <w:ind w:left="408" w:hanging="255"/>
       </w:pPr>
       <w:r>
         <w:rPr>
           <w:rFonts w:ascii="Microsoft YaHei" w:hAnsi="Microsoft YaHei" w:eastAsia="Microsoft YaHei"/>
           <w:b w:val="0"/>
-          <w:color w:val="667085"/>
+          <w:color w:val="000000"/>
           <w:sz w:val="21"/>
         </w:rPr>
-        <w:t>[请填写正式产品名称]</w:t>
+        <w:t>[卖点 3]</w:t>
       </w:r>
     </w:p>
     <w:p>
       <w:pPr>
-        <w:pStyle w:val="Heading2"/>
-      </w:pPr>
-      <w:r>
-        <w:t>核心规格</w:t>
-      </w:r>
-    </w:p>
-    <w:p>
-      <w:pPr>
-        <w:spacing w:after="120"/>
-        <w:ind w:left="255"/>
+        <w:pStyle w:val="ListNumber"/>
+        <w:spacing w:after="80"/>
+        <w:ind w:left="408" w:hanging="255"/>
       </w:pPr>
       <w:r>
         <w:rPr>
           <w:rFonts w:ascii="Microsoft YaHei" w:hAnsi="Microsoft YaHei" w:eastAsia="Microsoft YaHei"/>
           <w:b w:val="0"/>
-          <w:color w:val="667085"/>
+          <w:color w:val="000000"/>
           <w:sz w:val="21"/>
         </w:rPr>
-        <w:t>[请填写净含量、包装形式或产品型号]</w:t>
+        <w:t>[卖点 4]</w:t>
       </w:r>
     </w:p>
     <w:p>
       <w:pPr>
-        <w:pStyle w:val="Heading2"/>
-      </w:pPr>
-      <w:r>
-        <w:t>价格带</w:t>
-      </w:r>
-    </w:p>
-    <w:p>
-      <w:pPr>
-        <w:spacing w:after="120"/>
-        <w:ind w:left="255"/>
+        <w:pStyle w:val="ListNumber"/>
+        <w:spacing w:after="80"/>
+        <w:ind w:left="408" w:hanging="255"/>
       </w:pPr>
       <w:r>
         <w:rPr>
           <w:rFonts w:ascii="Microsoft YaHei" w:hAnsi="Microsoft YaHei" w:eastAsia="Microsoft YaHei"/>
           <w:b w:val="0"/>
-          <w:color w:val="667085"/>
+          <w:color w:val="000000"/>
           <w:sz w:val="21"/>
         </w:rPr>
-        <w:t>[请填写明确价格或价格区间；不确定可留空]</w:t>
+        <w:t>[卖点 5]</w:t>
       </w:r>
     </w:p>
     <w:p>
       <w:pPr>
-        <w:pStyle w:val="Heading2"/>
-      </w:pPr>
-      <w:r>
-        <w:t>核心外观特征</w:t>
-      </w:r>
-    </w:p>
-    <w:p>
-      <w:pPr>
-        <w:spacing w:after="120"/>
-        <w:ind w:left="255"/>
+        <w:pStyle w:val="ListNumber"/>
+        <w:spacing w:after="80"/>
+        <w:ind w:left="408" w:hanging="255"/>
       </w:pPr>
       <w:r>
         <w:rPr>
           <w:rFonts w:ascii="Microsoft YaHei" w:hAnsi="Microsoft YaHei" w:eastAsia="Microsoft YaHei"/>
           <w:b w:val="0"/>
-          <w:color w:val="667085"/>
+          <w:color w:val="000000"/>
           <w:sz w:val="21"/>
         </w:rPr>
-        <w:t>[请填写肉眼可见的颜色、材质、形态、包装等特征]</w:t>
+        <w:t>[卖点 6]</w:t>
       </w:r>
     </w:p>
     <w:p>
       <w:pPr>
-        <w:pStyle w:val="Heading1"/>
-        <w:pBdr>
-          <w:bottom w:val="single" w:sz="8" w:space="4" w:color="E6C8BA"/>
-        </w:pBdr>
-      </w:pPr>
-      <w:r>
-        <w:t>卖点分层</w:t>
-      </w:r>
-    </w:p>
-    <w:p>
-      <w:pPr>
-        <w:pStyle w:val="Heading2"/>
-      </w:pPr>
-      <w:r>
-        <w:t>核心卖点</w:t>
-      </w:r>
-    </w:p>
-    <w:p>
-      <w:pPr>
+        <w:pStyle w:val="ListNumber"/>
         <w:spacing w:after="80"/>
-        <w:ind w:left="255"/>
+        <w:ind w:left="408" w:hanging="255"/>
       </w:pPr>
       <w:r>
         <w:rPr>
           <w:rFonts w:ascii="Microsoft YaHei" w:hAnsi="Microsoft YaHei" w:eastAsia="Microsoft YaHei"/>
           <w:b w:val="0"/>
-          <w:color w:val="667085"/>
-          <w:sz w:val="19"/>
+          <w:color w:val="000000"/>
+          <w:sz w:val="21"/>
         </w:rPr>
-        <w:t>请逐条填写 1-3 个有资料依据的核心卖点。</w:t>
+        <w:t>[卖点 7]</w:t>
       </w:r>
     </w:p>
     <w:p>
       <w:pPr>
-        <w:pStyle w:val="ListBullet"/>
+        <w:pStyle w:val="ListNumber"/>
+        <w:spacing w:after="80"/>
+        <w:ind w:left="408" w:hanging="255"/>
       </w:pPr>
       <w:r>
         <w:rPr>
           <w:rFonts w:ascii="Microsoft YaHei" w:hAnsi="Microsoft YaHei" w:eastAsia="Microsoft YaHei"/>
           <w:b w:val="0"/>
-          <w:color w:val="667085"/>
+          <w:color w:val="000000"/>
           <w:sz w:val="21"/>
         </w:rPr>
-        <w:t>[核心卖点 1]</w:t>
-      </w:r>
-    </w:p>
-    <w:p>
-      <w:pPr>
-        <w:pStyle w:val="ListBullet"/>
-      </w:pPr>
-      <w:r>
-        <w:rPr>
-          <w:rFonts w:ascii="Microsoft YaHei" w:hAnsi="Microsoft YaHei" w:eastAsia="Microsoft YaHei"/>
-          <w:b w:val="0"/>
-          <w:color w:val="667085"/>
-          <w:sz w:val="21"/>
-        </w:rPr>
-        <w:t>[核心卖点 2]</w:t>
-      </w:r>
-    </w:p>
-    <w:p>
-      <w:pPr>
-        <w:pStyle w:val="ListBullet"/>
-      </w:pPr>
-      <w:r>
-        <w:rPr>
-          <w:rFonts w:ascii="Microsoft YaHei" w:hAnsi="Microsoft YaHei" w:eastAsia="Microsoft YaHei"/>
-          <w:b w:val="0"/>
-          <w:color w:val="667085"/>
-          <w:sz w:val="21"/>
-        </w:rPr>
-        <w:t>[核心卖点 3]</w:t>
-      </w:r>
-    </w:p>
-    <w:p>
-      <w:pPr>
-        <w:pStyle w:val="Heading2"/>
-      </w:pPr>
-      <w:r>
-        <w:t>次要卖点</w:t>
-      </w:r>
-    </w:p>
-    <w:p>
-      <w:pPr>
-        <w:spacing w:after="80"/>
-        <w:ind w:left="255"/>
-      </w:pPr>
-      <w:r>
-        <w:rPr>
-          <w:rFonts w:ascii="Microsoft YaHei" w:hAnsi="Microsoft YaHei" w:eastAsia="Microsoft YaHei"/>
-          <w:b w:val="0"/>
-          <w:color w:val="667085"/>
-          <w:sz w:val="19"/>
-        </w:rPr>
-        <w:t>请逐条填写补充卖点，最多 6 个。</w:t>
-      </w:r>
-    </w:p>
-    <w:p>
-      <w:pPr>
-        <w:pStyle w:val="ListBullet"/>
-      </w:pPr>
-      <w:r>
-        <w:rPr>
-          <w:rFonts w:ascii="Microsoft YaHei" w:hAnsi="Microsoft YaHei" w:eastAsia="Microsoft YaHei"/>
-          <w:b w:val="0"/>
-          <w:color w:val="667085"/>
-          <w:sz w:val="21"/>
-        </w:rPr>
-        <w:t>[次要卖点 1]</w:t>
-      </w:r>
-    </w:p>
-    <w:p>
-      <w:pPr>
-        <w:pStyle w:val="ListBullet"/>
-      </w:pPr>
-      <w:r>
-        <w:rPr>
-          <w:rFonts w:ascii="Microsoft YaHei" w:hAnsi="Microsoft YaHei" w:eastAsia="Microsoft YaHei"/>
-          <w:b w:val="0"/>
-          <w:color w:val="667085"/>
-          <w:sz w:val="21"/>
-        </w:rPr>
-        <w:t>[次要卖点 2]</w:t>
-      </w:r>
-    </w:p>
-    <w:p>
-      <w:pPr>
-        <w:pStyle w:val="ListBullet"/>
-      </w:pPr>
-      <w:r>
-        <w:rPr>
-          <w:rFonts w:ascii="Microsoft YaHei" w:hAnsi="Microsoft YaHei" w:eastAsia="Microsoft YaHei"/>
-          <w:b w:val="0"/>
-          <w:color w:val="667085"/>
-          <w:sz w:val="21"/>
-        </w:rPr>
-        <w:t>[次要卖点 3]</w:t>
-      </w:r>
-    </w:p>
-    <w:p>
-      <w:pPr>
-        <w:pStyle w:val="Heading2"/>
-      </w:pPr>
-      <w:r>
-        <w:t>辅助信任背书</w:t>
-      </w:r>
-    </w:p>
-    <w:p>
-      <w:pPr>
-        <w:spacing w:after="120"/>
-        <w:ind w:left="255"/>
-      </w:pPr>
-      <w:r>
-        <w:rPr>
-          <w:rFonts w:ascii="Microsoft YaHei" w:hAnsi="Microsoft YaHei" w:eastAsia="Microsoft YaHei"/>
-          <w:b w:val="0"/>
-          <w:color w:val="667085"/>
-          <w:sz w:val="21"/>
-        </w:rPr>
-        <w:t>[仅填写资料可验证的认证、奖项、检测或品牌背书；没有请填写“暂无”]</w:t>
-      </w:r>
-    </w:p>
-    <w:p>
-      <w:pPr>
-        <w:pStyle w:val="Heading1"/>
-        <w:pBdr>
-          <w:bottom w:val="single" w:sz="8" w:space="4" w:color="E6C8BA"/>
-        </w:pBdr>
-      </w:pPr>
-      <w:r>
-        <w:t>用户层</w:t>
-      </w:r>
-    </w:p>
-    <w:p>
-      <w:pPr>
-        <w:pStyle w:val="Heading2"/>
-      </w:pPr>
-      <w:r>
-        <w:t>目标受众画像</w:t>
-      </w:r>
-    </w:p>
-    <w:p>
-      <w:pPr>
-        <w:spacing w:after="80"/>
-        <w:ind w:left="255"/>
-      </w:pPr>
-      <w:r>
-        <w:rPr>
-          <w:rFonts w:ascii="Microsoft YaHei" w:hAnsi="Microsoft YaHei" w:eastAsia="Microsoft YaHei"/>
-          <w:b w:val="0"/>
-          <w:color w:val="667085"/>
-          <w:sz w:val="19"/>
-        </w:rPr>
-        <w:t>请将不同人群拆成独立条目，不要合并成一整段。</w:t>
-      </w:r>
-    </w:p>
-    <w:p>
-      <w:pPr>
-        <w:pStyle w:val="ListBullet"/>
-      </w:pPr>
-      <w:r>
-        <w:rPr>
-          <w:rFonts w:ascii="Microsoft YaHei" w:hAnsi="Microsoft YaHei" w:eastAsia="Microsoft YaHei"/>
-          <w:b w:val="0"/>
-          <w:color w:val="667085"/>
-          <w:sz w:val="21"/>
-        </w:rPr>
-        <w:t>[目标受众 1]</w:t>
-      </w:r>
-    </w:p>
-    <w:p>
-      <w:pPr>
-        <w:pStyle w:val="ListBullet"/>
-      </w:pPr>
-      <w:r>
-        <w:rPr>
-          <w:rFonts w:ascii="Microsoft YaHei" w:hAnsi="Microsoft YaHei" w:eastAsia="Microsoft YaHei"/>
-          <w:b w:val="0"/>
-          <w:color w:val="667085"/>
-          <w:sz w:val="21"/>
-        </w:rPr>
-        <w:t>[目标受众 2]</w:t>
-      </w:r>
-    </w:p>
-    <w:p>
-      <w:pPr>
-        <w:pStyle w:val="ListBullet"/>
-      </w:pPr>
-      <w:r>
-        <w:rPr>
-          <w:rFonts w:ascii="Microsoft YaHei" w:hAnsi="Microsoft YaHei" w:eastAsia="Microsoft YaHei"/>
-          <w:b w:val="0"/>
-          <w:color w:val="667085"/>
-          <w:sz w:val="21"/>
-        </w:rPr>
-        <w:t>[目标受众 3]</w:t>
-      </w:r>
-    </w:p>
-    <w:p>
-      <w:pPr>
-        <w:pStyle w:val="Heading2"/>
-      </w:pPr>
-      <w:r>
-        <w:t>核心痛点</w:t>
-      </w:r>
-    </w:p>
-    <w:p>
-      <w:pPr>
-        <w:spacing w:after="80"/>
-        <w:ind w:left="255"/>
-      </w:pPr>
-      <w:r>
-        <w:rPr>
-          <w:rFonts w:ascii="Microsoft YaHei" w:hAnsi="Microsoft YaHei" w:eastAsia="Microsoft YaHei"/>
-          <w:b w:val="0"/>
-          <w:color w:val="667085"/>
-          <w:sz w:val="19"/>
-        </w:rPr>
-        <w:t>请逐条填写用户在购买或使用前面临的具体问题。</w:t>
-      </w:r>
-    </w:p>
-    <w:p>
-      <w:pPr>
-        <w:pStyle w:val="ListBullet"/>
-      </w:pPr>
-      <w:r>
-        <w:rPr>
-          <w:rFonts w:ascii="Microsoft YaHei" w:hAnsi="Microsoft YaHei" w:eastAsia="Microsoft YaHei"/>
-          <w:b w:val="0"/>
-          <w:color w:val="667085"/>
-          <w:sz w:val="21"/>
-        </w:rPr>
-        <w:t>[核心痛点 1]</w:t>
-      </w:r>
-    </w:p>
-    <w:p>
-      <w:pPr>
-        <w:pStyle w:val="ListBullet"/>
-      </w:pPr>
-      <w:r>
-        <w:rPr>
-          <w:rFonts w:ascii="Microsoft YaHei" w:hAnsi="Microsoft YaHei" w:eastAsia="Microsoft YaHei"/>
-          <w:b w:val="0"/>
-          <w:color w:val="667085"/>
-          <w:sz w:val="21"/>
-        </w:rPr>
-        <w:t>[核心痛点 2]</w:t>
-      </w:r>
-    </w:p>
-    <w:p>
-      <w:pPr>
-        <w:pStyle w:val="ListBullet"/>
-      </w:pPr>
-      <w:r>
-        <w:rPr>
-          <w:rFonts w:ascii="Microsoft YaHei" w:hAnsi="Microsoft YaHei" w:eastAsia="Microsoft YaHei"/>
-          <w:b w:val="0"/>
-          <w:color w:val="667085"/>
-          <w:sz w:val="21"/>
-        </w:rPr>
-        <w:t>[核心痛点 3]</w:t>
-      </w:r>
-    </w:p>
-    <w:p>
-      <w:pPr>
-        <w:pStyle w:val="Heading2"/>
-      </w:pPr>
-      <w:r>
-        <w:t>决策动因</w:t>
-      </w:r>
-    </w:p>
-    <w:p>
-      <w:pPr>
-        <w:spacing w:after="80"/>
-        <w:ind w:left="255"/>
-      </w:pPr>
-      <w:r>
-        <w:rPr>
-          <w:rFonts w:ascii="Microsoft YaHei" w:hAnsi="Microsoft YaHei" w:eastAsia="Microsoft YaHei"/>
-          <w:b w:val="0"/>
-          <w:color w:val="667085"/>
-          <w:sz w:val="19"/>
-        </w:rPr>
-        <w:t>请逐条填写促使用户选择产品的主要考虑因素。</w:t>
-      </w:r>
-    </w:p>
-    <w:p>
-      <w:pPr>
-        <w:pStyle w:val="ListBullet"/>
-      </w:pPr>
-      <w:r>
-        <w:rPr>
-          <w:rFonts w:ascii="Microsoft YaHei" w:hAnsi="Microsoft YaHei" w:eastAsia="Microsoft YaHei"/>
-          <w:b w:val="0"/>
-          <w:color w:val="667085"/>
-          <w:sz w:val="21"/>
-        </w:rPr>
-        <w:t>[决策动因 1]</w:t>
-      </w:r>
-    </w:p>
-    <w:p>
-      <w:pPr>
-        <w:pStyle w:val="ListBullet"/>
-      </w:pPr>
-      <w:r>
-        <w:rPr>
-          <w:rFonts w:ascii="Microsoft YaHei" w:hAnsi="Microsoft YaHei" w:eastAsia="Microsoft YaHei"/>
-          <w:b w:val="0"/>
-          <w:color w:val="667085"/>
-          <w:sz w:val="21"/>
-        </w:rPr>
-        <w:t>[决策动因 2]</w:t>
-      </w:r>
-    </w:p>
-    <w:p>
-      <w:pPr>
-        <w:pStyle w:val="ListBullet"/>
-      </w:pPr>
-      <w:r>
-        <w:rPr>
-          <w:rFonts w:ascii="Microsoft YaHei" w:hAnsi="Microsoft YaHei" w:eastAsia="Microsoft YaHei"/>
-          <w:b w:val="0"/>
-          <w:color w:val="667085"/>
-          <w:sz w:val="21"/>
-        </w:rPr>
-        <w:t>[决策动因 3]</w:t>
-      </w:r>
-    </w:p>
-    <w:p>
-      <w:pPr>
-        <w:pStyle w:val="Heading2"/>
-      </w:pPr>
-      <w:r>
-        <w:t>营销目标</w:t>
-      </w:r>
-    </w:p>
-    <w:p>
-      <w:pPr>
-        <w:spacing w:after="120"/>
-        <w:ind w:left="255"/>
-      </w:pPr>
-      <w:r>
-        <w:rPr>
-          <w:rFonts w:ascii="Microsoft YaHei" w:hAnsi="Microsoft YaHei" w:eastAsia="Microsoft YaHei"/>
-          <w:b w:val="0"/>
-          <w:color w:val="667085"/>
-          <w:sz w:val="21"/>
-        </w:rPr>
-        <w:t>[请填写本批素材希望达成的主要营销目标]</w:t>
-      </w:r>
-    </w:p>
-    <w:p>
-      <w:pPr>
-        <w:pStyle w:val="Heading1"/>
-        <w:pBdr>
-          <w:bottom w:val="single" w:sz="8" w:space="4" w:color="E6C8BA"/>
-        </w:pBdr>
-      </w:pPr>
-      <w:r>
-        <w:t>场景层</w:t>
-      </w:r>
-    </w:p>
-    <w:p>
-      <w:pPr>
-        <w:pStyle w:val="Heading2"/>
-      </w:pPr>
-      <w:r>
-        <w:t>核心使用场景</w:t>
-      </w:r>
-    </w:p>
-    <w:p>
-      <w:pPr>
-        <w:spacing w:after="80"/>
-        <w:ind w:left="255"/>
-      </w:pPr>
-      <w:r>
-        <w:rPr>
-          <w:rFonts w:ascii="Microsoft YaHei" w:hAnsi="Microsoft YaHei" w:eastAsia="Microsoft YaHei"/>
-          <w:b w:val="0"/>
-          <w:color w:val="667085"/>
-          <w:sz w:val="19"/>
-        </w:rPr>
-        <w:t>请逐条填写产品真实、常见的使用场景。</w:t>
-      </w:r>
-    </w:p>
-    <w:p>
-      <w:pPr>
-        <w:pStyle w:val="ListBullet"/>
-      </w:pPr>
-      <w:r>
-        <w:rPr>
-          <w:rFonts w:ascii="Microsoft YaHei" w:hAnsi="Microsoft YaHei" w:eastAsia="Microsoft YaHei"/>
-          <w:b w:val="0"/>
-          <w:color w:val="667085"/>
-          <w:sz w:val="21"/>
-        </w:rPr>
-        <w:t>[核心使用场景 1]</w:t>
-      </w:r>
-    </w:p>
-    <w:p>
-      <w:pPr>
-        <w:pStyle w:val="ListBullet"/>
-      </w:pPr>
-      <w:r>
-        <w:rPr>
-          <w:rFonts w:ascii="Microsoft YaHei" w:hAnsi="Microsoft YaHei" w:eastAsia="Microsoft YaHei"/>
-          <w:b w:val="0"/>
-          <w:color w:val="667085"/>
-          <w:sz w:val="21"/>
-        </w:rPr>
-        <w:t>[核心使用场景 2]</w:t>
-      </w:r>
-    </w:p>
-    <w:p>
-      <w:pPr>
-        <w:pStyle w:val="ListBullet"/>
-      </w:pPr>
-      <w:r>
-        <w:rPr>
-          <w:rFonts w:ascii="Microsoft YaHei" w:hAnsi="Microsoft YaHei" w:eastAsia="Microsoft YaHei"/>
-          <w:b w:val="0"/>
-          <w:color w:val="667085"/>
-          <w:sz w:val="21"/>
-        </w:rPr>
-        <w:t>[核心使用场景 3]</w:t>
-      </w:r>
-    </w:p>
-    <w:p>
-      <w:pPr>
-        <w:pStyle w:val="Heading2"/>
-      </w:pPr>
-      <w:r>
-        <w:t>购买场景</w:t>
-      </w:r>
-    </w:p>
-    <w:p>
-      <w:pPr>
-        <w:spacing w:after="80"/>
-        <w:ind w:left="255"/>
-      </w:pPr>
-      <w:r>
-        <w:rPr>
-          <w:rFonts w:ascii="Microsoft YaHei" w:hAnsi="Microsoft YaHei" w:eastAsia="Microsoft YaHei"/>
-          <w:b w:val="0"/>
-          <w:color w:val="667085"/>
-          <w:sz w:val="19"/>
-        </w:rPr>
-        <w:t>请逐条填写用户购买产品时的典型情境。</w:t>
-      </w:r>
-    </w:p>
-    <w:p>
-      <w:pPr>
-        <w:pStyle w:val="ListBullet"/>
-      </w:pPr>
-      <w:r>
-        <w:rPr>
-          <w:rFonts w:ascii="Microsoft YaHei" w:hAnsi="Microsoft YaHei" w:eastAsia="Microsoft YaHei"/>
-          <w:b w:val="0"/>
-          <w:color w:val="667085"/>
-          <w:sz w:val="21"/>
-        </w:rPr>
-        <w:t>[购买场景 1]</w:t>
-      </w:r>
-    </w:p>
-    <w:p>
-      <w:pPr>
-        <w:pStyle w:val="ListBullet"/>
-      </w:pPr>
-      <w:r>
-        <w:rPr>
-          <w:rFonts w:ascii="Microsoft YaHei" w:hAnsi="Microsoft YaHei" w:eastAsia="Microsoft YaHei"/>
-          <w:b w:val="0"/>
-          <w:color w:val="667085"/>
-          <w:sz w:val="21"/>
-        </w:rPr>
-        <w:t>[购买场景 2]</w:t>
-      </w:r>
-    </w:p>
-    <w:p>
-      <w:pPr>
-        <w:pStyle w:val="ListBullet"/>
-      </w:pPr>
-      <w:r>
-        <w:rPr>
-          <w:rFonts w:ascii="Microsoft YaHei" w:hAnsi="Microsoft YaHei" w:eastAsia="Microsoft YaHei"/>
-          <w:b w:val="0"/>
-          <w:color w:val="667085"/>
-          <w:sz w:val="21"/>
-        </w:rPr>
-        <w:t>[购买场景 3]</w:t>
-      </w:r>
-    </w:p>
-    <w:p>
-      <w:pPr>
-        <w:pStyle w:val="Heading2"/>
-      </w:pPr>
-      <w:r>
-        <w:t>情绪共鸣场景</w:t>
-      </w:r>
-    </w:p>
-    <w:p>
-      <w:pPr>
-        <w:spacing w:after="80"/>
-        <w:ind w:left="255"/>
-      </w:pPr>
-      <w:r>
-        <w:rPr>
-          <w:rFonts w:ascii="Microsoft YaHei" w:hAnsi="Microsoft YaHei" w:eastAsia="Microsoft YaHei"/>
-          <w:b w:val="0"/>
-          <w:color w:val="667085"/>
-          <w:sz w:val="19"/>
-        </w:rPr>
-        <w:t>请逐条填写适合表达的情绪氛围与关系场景。</w:t>
-      </w:r>
-    </w:p>
-    <w:p>
-      <w:pPr>
-        <w:pStyle w:val="ListBullet"/>
-      </w:pPr>
-      <w:r>
-        <w:rPr>
-          <w:rFonts w:ascii="Microsoft YaHei" w:hAnsi="Microsoft YaHei" w:eastAsia="Microsoft YaHei"/>
-          <w:b w:val="0"/>
-          <w:color w:val="667085"/>
-          <w:sz w:val="21"/>
-        </w:rPr>
-        <w:t>[情绪共鸣场景 1]</w:t>
-      </w:r>
-    </w:p>
-    <w:p>
-      <w:pPr>
-        <w:pStyle w:val="ListBullet"/>
-      </w:pPr>
-      <w:r>
-        <w:rPr>
-          <w:rFonts w:ascii="Microsoft YaHei" w:hAnsi="Microsoft YaHei" w:eastAsia="Microsoft YaHei"/>
-          <w:b w:val="0"/>
-          <w:color w:val="667085"/>
-          <w:sz w:val="21"/>
-        </w:rPr>
-        <w:t>[情绪共鸣场景 2]</w:t>
-      </w:r>
-    </w:p>
-    <w:p>
-      <w:pPr>
-        <w:pStyle w:val="ListBullet"/>
-      </w:pPr>
-      <w:r>
-        <w:rPr>
-          <w:rFonts w:ascii="Microsoft YaHei" w:hAnsi="Microsoft YaHei" w:eastAsia="Microsoft YaHei"/>
-          <w:b w:val="0"/>
-          <w:color w:val="667085"/>
-          <w:sz w:val="21"/>
-        </w:rPr>
-        <w:t>[情绪共鸣场景 3]</w:t>
+        <w:t>[卖点 8]</w:t>
       </w:r>
     </w:p>
     <w:sectPr>
-      <w:footerReference w:type="default" r:id="rId9"/>
       <w:pgSz w:w="11906" w:h="16838"/>
-      <w:pgMar w:top="1020" w:right="1247" w:bottom="1020" w:left="1247" w:header="454" w:footer="454" w:gutter="0"/>
+      <w:pgMar w:top="1020" w:right="1191" w:bottom="1020" w:left="1191" w:header="720" w:footer="720" w:gutter="0"/>
       <w:cols w:space="720"/>
       <w:docGrid w:linePitch="360"/>
     </w:sectPr>
   </w:body>
 </w:document>
-</file>
-
-<file path=word/footer1.xml><?xml version="1.0" encoding="utf-8"?>
-<w:ftr xmlns:m="http://schemas.openxmlformats.org/officeDocument/2006/math" xmlns:mc="http://schemas.openxmlformats.org/markup-compatibility/2006" xmlns:mo="http://schemas.microsoft.com/office/mac/office/2008/main" xmlns:mv="urn:schemas-microsoft-com:mac:vml" xmlns:o="urn:schemas-microsoft-com:office:office" xmlns:r="http://schemas.openxmlformats.org/officeDocument/2006/relationships" xmlns:v="urn:schemas-microsoft-com:vml" xmlns:w10="urn:schemas-microsoft-com:office:word" xmlns:w14="http://schemas.microsoft.com/office/word/2010/wordml" xmlns:w="http://schemas.openxmlformats.org/wordprocessingml/2006/main" xmlns:wne="http://schemas.microsoft.com/office/word/2006/wordml" xmlns:wp14="http://schemas.microsoft.com/office/word/2010/wordprocessingDrawing" xmlns:wp="http://schemas.openxmlformats.org/drawingml/2006/wordprocessingDrawing" xmlns:wpc="http://schemas.microsoft.com/office/word/2010/wordprocessingCanvas" xmlns:wpg="http://schemas.microsoft.com/office/word/2010/wordprocessingGroup" xmlns:wpi="http://schemas.microsoft.com/office/word/2010/wordprocessingInk" xmlns:wps="http://schemas.microsoft.com/office/word/2010/wordprocessingShape" mc:Ignorable="w14 wp14">
-  <w:p>
-    <w:pPr>
-      <w:pStyle w:val="Footer"/>
-      <w:jc w:val="center"/>
-    </w:pPr>
-    <w:r>
-      <w:rPr>
-        <w:rFonts w:ascii="Microsoft YaHei" w:hAnsi="Microsoft YaHei" w:eastAsia="Microsoft YaHei"/>
-        <w:b w:val="0"/>
-        <w:color w:val="98A2B3"/>
-        <w:sz w:val="17"/>
-      </w:rPr>
-      <w:t>效果类产品资料包 · 请完整填写后上传</w:t>
-    </w:r>
-  </w:p>
-</w:ftr>
 </file>
 
 <file path=word/numbering.xml><?xml version="1.0" encoding="utf-8"?>
@@ -1168,11 +853,10 @@
     <w:qFormat/>
     <w:rsid w:val="00FC693F"/>
     <w:pPr>
-      <w:spacing w:after="100" w:line="336" w:lineRule="auto"/>
+      <w:spacing w:after="100" w:line="283" w:lineRule="auto"/>
     </w:pPr>
     <w:rPr>
       <w:rFonts w:ascii="Microsoft YaHei" w:hAnsi="Microsoft YaHei" w:eastAsia="Microsoft YaHei"/>
-      <w:color w:val="253247"/>
       <w:sz w:val="21"/>
     </w:rPr>
   </w:style>
@@ -1231,14 +915,14 @@
     <w:pPr>
       <w:keepNext/>
       <w:keepLines/>
-      <w:spacing w:before="300" w:after="160"/>
+      <w:spacing w:before="240" w:after="100"/>
       <w:outlineLvl w:val="0"/>
     </w:pPr>
     <w:rPr>
       <w:rFonts w:asciiTheme="majorHAnsi" w:eastAsiaTheme="majorEastAsia" w:hAnsiTheme="majorHAnsi" w:cstheme="majorBidi" w:ascii="Microsoft YaHei" w:hAnsi="Microsoft YaHei" w:eastAsia="Microsoft YaHei"/>
       <w:b/>
       <w:bCs/>
-      <w:color w:val="8A351E"/>
+      <w:color w:val="000000"/>
       <w:sz w:val="30"/>
       <w:szCs w:val="28"/>
     </w:rPr>
@@ -1255,15 +939,15 @@
     <w:pPr>
       <w:keepNext/>
       <w:keepLines/>
-      <w:spacing w:before="180" w:after="60"/>
+      <w:spacing w:before="140" w:after="100"/>
       <w:outlineLvl w:val="1"/>
     </w:pPr>
     <w:rPr>
       <w:rFonts w:asciiTheme="majorHAnsi" w:eastAsiaTheme="majorEastAsia" w:hAnsiTheme="majorHAnsi" w:cstheme="majorBidi" w:ascii="Microsoft YaHei" w:hAnsi="Microsoft YaHei" w:eastAsia="Microsoft YaHei"/>
       <w:b/>
       <w:bCs/>
-      <w:color w:val="253247"/>
-      <w:sz w:val="23"/>
+      <w:color w:val="000000"/>
+      <w:sz w:val="22"/>
       <w:szCs w:val="26"/>
     </w:rPr>
   </w:style>
@@ -1520,15 +1204,16 @@
       <w:pBdr>
         <w:bottom w:val="single" w:sz="8" w:space="4" w:color="4F81BD" w:themeColor="accent1"/>
       </w:pBdr>
-      <w:spacing w:after="300" w:line="240" w:lineRule="auto"/>
+      <w:spacing w:after="100" w:line="240" w:lineRule="auto"/>
       <w:contextualSpacing/>
     </w:pPr>
     <w:rPr>
-      <w:rFonts w:asciiTheme="majorHAnsi" w:eastAsiaTheme="majorEastAsia" w:hAnsiTheme="majorHAnsi" w:cstheme="majorBidi"/>
-      <w:color w:val="17365D" w:themeColor="text2" w:themeShade="BF"/>
+      <w:rFonts w:asciiTheme="majorHAnsi" w:eastAsiaTheme="majorEastAsia" w:hAnsiTheme="majorHAnsi" w:cstheme="majorBidi" w:ascii="Microsoft YaHei" w:hAnsi="Microsoft YaHei" w:eastAsia="Microsoft YaHei"/>
+      <w:b/>
+      <w:color w:val="000000"/>
       <w:spacing w:val="5"/>
       <w:kern w:val="28"/>
-      <w:sz w:val="52"/>
+      <w:sz w:val="44"/>
       <w:szCs w:val="52"/>
     </w:rPr>
   </w:style>
@@ -1702,15 +1387,8 @@
       <w:numPr>
         <w:numId w:val="1"/>
       </w:numPr>
-      <w:spacing w:after="60" w:line="324" w:lineRule="auto"/>
-      <w:ind w:left="510" w:hanging="198"/>
       <w:contextualSpacing/>
     </w:pPr>
-    <w:rPr>
-      <w:rFonts w:ascii="Microsoft YaHei" w:hAnsi="Microsoft YaHei" w:eastAsia="Microsoft YaHei"/>
-      <w:color w:val="667085"/>
-      <w:sz w:val="21"/>
-    </w:rPr>
   </w:style>
   <w:style w:type="paragraph" w:styleId="ListBullet2">
     <w:name w:val="List Bullet 2"/>
@@ -12864,6 +12542,17 @@
         <w:shd w:val="clear" w:color="auto" w:fill="FBCAA2" w:themeFill="accent6" w:themeFillTint="7F"/>
       </w:tcPr>
     </w:tblStylePr>
+  </w:style>
+  <w:style w:type="paragraph" w:customStyle="1" w:styleId="DocumentSubtitle">
+    <w:name w:val="Document Subtitle"/>
+    <w:pPr>
+      <w:spacing w:after="160"/>
+    </w:pPr>
+    <w:rPr>
+      <w:rFonts w:ascii="Microsoft YaHei" w:hAnsi="Microsoft YaHei" w:eastAsia="Microsoft YaHei"/>
+      <w:color w:val="596375"/>
+      <w:sz w:val="21"/>
+    </w:rPr>
   </w:style>
 </w:styles>
 </file>
